--- a/vari/Curriculum-May-2025.docx
+++ b/vari/Curriculum-May-2025.docx
@@ -1455,16 +1455,7 @@
           <w:sz w:val="20"/>
           <w:szCs w:val="20"/>
         </w:rPr>
-        <w:t xml:space="preserve">Member </w:t>
-      </w:r>
-      <w:r>
-        <w:rPr>
-          <w:rFonts w:asciiTheme="majorHAnsi" w:hAnsiTheme="majorHAnsi" w:cstheme="majorHAnsi"/>
-          <w:color w:val="000000"/>
-          <w:sz w:val="20"/>
-          <w:szCs w:val="20"/>
-        </w:rPr>
-        <w:t xml:space="preserve"> </w:t>
+        <w:t xml:space="preserve">Member  </w:t>
       </w:r>
     </w:p>
     <w:p>
@@ -4138,13 +4129,27 @@
           <w:szCs w:val="20"/>
         </w:rPr>
       </w:pPr>
-      <w:r>
-        <w:rPr>
-          <w:rFonts w:asciiTheme="majorHAnsi" w:hAnsiTheme="majorHAnsi" w:cstheme="majorHAnsi"/>
-          <w:color w:val="000000"/>
-          <w:sz w:val="20"/>
-          <w:szCs w:val="20"/>
-        </w:rPr>
+    </w:p>
+    <w:p>
+      <w:pPr>
+        <w:autoSpaceDE w:val="0"/>
+        <w:autoSpaceDN w:val="0"/>
+        <w:adjustRightInd w:val="0"/>
+        <w:rPr>
+          <w:rFonts w:asciiTheme="majorHAnsi" w:hAnsiTheme="majorHAnsi" w:cstheme="majorHAnsi"/>
+          <w:color w:val="000000"/>
+          <w:sz w:val="20"/>
+          <w:szCs w:val="20"/>
+        </w:rPr>
+      </w:pPr>
+      <w:r>
+        <w:rPr>
+          <w:rFonts w:asciiTheme="majorHAnsi" w:hAnsiTheme="majorHAnsi" w:cstheme="majorHAnsi"/>
+          <w:color w:val="000000"/>
+          <w:sz w:val="20"/>
+          <w:szCs w:val="20"/>
+        </w:rPr>
+        <w:lastRenderedPageBreak/>
         <w:t>“</w:t>
       </w:r>
       <w:r>
@@ -4197,7 +4202,6 @@
           <w:szCs w:val="20"/>
           <w:u w:val="single"/>
         </w:rPr>
-        <w:lastRenderedPageBreak/>
         <w:t>Journal of Economic Theory</w:t>
       </w:r>
       <w:r>
@@ -4209,22 +4213,6 @@
         </w:rPr>
         <w:t xml:space="preserve"> 173</w:t>
       </w:r>
-    </w:p>
-    <w:p>
-      <w:pPr>
-        <w:autoSpaceDE w:val="0"/>
-        <w:autoSpaceDN w:val="0"/>
-        <w:adjustRightInd w:val="0"/>
-        <w:ind w:firstLine="720"/>
-        <w:rPr>
-          <w:rFonts w:asciiTheme="majorHAnsi" w:hAnsiTheme="majorHAnsi" w:cstheme="majorHAnsi"/>
-          <w:i/>
-          <w:iCs/>
-          <w:color w:val="000000"/>
-          <w:sz w:val="20"/>
-          <w:szCs w:val="20"/>
-        </w:rPr>
-      </w:pPr>
     </w:p>
     <w:p>
       <w:pPr>
@@ -5677,18 +5665,7 @@
           <w:sz w:val="20"/>
           <w:szCs w:val="20"/>
         </w:rPr>
-        <w:t>202</w:t>
-      </w:r>
-      <w:r>
-        <w:rPr>
-          <w:rFonts w:asciiTheme="majorHAnsi" w:hAnsiTheme="majorHAnsi" w:cstheme="majorHAnsi"/>
-          <w:b/>
-          <w:bCs/>
-          <w:color w:val="000000"/>
-          <w:sz w:val="20"/>
-          <w:szCs w:val="20"/>
-        </w:rPr>
-        <w:t>5</w:t>
+        <w:t>2025</w:t>
       </w:r>
     </w:p>
     <w:p>
@@ -5789,16 +5766,7 @@
           <w:sz w:val="20"/>
           <w:szCs w:val="20"/>
         </w:rPr>
-        <w:t>Berkley-Stanford Finance Seminar at the San Francisco Fed*</w:t>
-      </w:r>
-      <w:r>
-        <w:rPr>
-          <w:rFonts w:asciiTheme="majorHAnsi" w:hAnsiTheme="majorHAnsi" w:cstheme="majorHAnsi"/>
-          <w:color w:val="000000"/>
-          <w:sz w:val="20"/>
-          <w:szCs w:val="20"/>
-        </w:rPr>
-        <w:t xml:space="preserve">, </w:t>
+        <w:t xml:space="preserve">Berkley-Stanford Finance Seminar at the San Francisco Fed*, </w:t>
       </w:r>
       <w:r>
         <w:rPr>
@@ -5809,20 +5777,6 @@
         </w:rPr>
         <w:t>FTG summer school</w:t>
       </w:r>
-    </w:p>
-    <w:p>
-      <w:pPr>
-        <w:autoSpaceDE w:val="0"/>
-        <w:autoSpaceDN w:val="0"/>
-        <w:adjustRightInd w:val="0"/>
-        <w:rPr>
-          <w:rFonts w:asciiTheme="majorHAnsi" w:hAnsiTheme="majorHAnsi" w:cstheme="majorHAnsi"/>
-          <w:color w:val="000000"/>
-          <w:sz w:val="20"/>
-          <w:szCs w:val="20"/>
-          <w:u w:val="single" w:color="000000"/>
-        </w:rPr>
-      </w:pPr>
     </w:p>
     <w:p>
       <w:pPr>
@@ -6036,6 +5990,26 @@
         </w:rPr>
         <w:t>, FTG Toronto*, NBER SI (Corporate Finance), UBC Summer Conference*, IU Holden Conference*</w:t>
       </w:r>
+    </w:p>
+    <w:p>
+      <w:pPr>
+        <w:tabs>
+          <w:tab w:val="left" w:pos="2340"/>
+        </w:tabs>
+        <w:autoSpaceDE w:val="0"/>
+        <w:autoSpaceDN w:val="0"/>
+        <w:adjustRightInd w:val="0"/>
+        <w:spacing w:after="80"/>
+        <w:ind w:left="2552" w:hanging="2552"/>
+        <w:rPr>
+          <w:rFonts w:asciiTheme="majorHAnsi" w:hAnsiTheme="majorHAnsi" w:cstheme="majorHAnsi"/>
+          <w:b/>
+          <w:bCs/>
+          <w:color w:val="000000"/>
+          <w:sz w:val="20"/>
+          <w:szCs w:val="20"/>
+        </w:rPr>
+      </w:pPr>
     </w:p>
     <w:p>
       <w:pPr>
@@ -8684,19 +8658,7 @@
           <w:szCs w:val="20"/>
           <w:u w:color="000000"/>
         </w:rPr>
-        <w:t>202</w:t>
-      </w:r>
-      <w:r>
-        <w:rPr>
-          <w:rFonts w:asciiTheme="majorHAnsi" w:hAnsiTheme="majorHAnsi" w:cstheme="majorHAnsi"/>
-          <w:b/>
-          <w:bCs/>
-          <w:color w:val="000000"/>
-          <w:sz w:val="20"/>
-          <w:szCs w:val="20"/>
-          <w:u w:color="000000"/>
-        </w:rPr>
-        <w:t>5</w:t>
+        <w:t>2025</w:t>
       </w:r>
     </w:p>
     <w:p>

--- a/vari/Curriculum-May-2025.docx
+++ b/vari/Curriculum-May-2025.docx
@@ -12365,6 +12365,41 @@
           <w:szCs w:val="20"/>
           <w:u w:color="000000"/>
         </w:rPr>
+        <w:t>RCFS/RAPS Europe Conference</w:t>
+      </w:r>
+      <w:r>
+        <w:rPr>
+          <w:rFonts w:asciiTheme="majorHAnsi" w:hAnsiTheme="majorHAnsi" w:cstheme="majorHAnsi"/>
+          <w:color w:val="000000"/>
+          <w:sz w:val="20"/>
+          <w:szCs w:val="20"/>
+          <w:u w:color="000000"/>
+        </w:rPr>
+        <w:t xml:space="preserve"> (2025)</w:t>
+      </w:r>
+    </w:p>
+    <w:p>
+      <w:pPr>
+        <w:autoSpaceDE w:val="0"/>
+        <w:autoSpaceDN w:val="0"/>
+        <w:adjustRightInd w:val="0"/>
+        <w:spacing w:after="80"/>
+        <w:rPr>
+          <w:rFonts w:asciiTheme="majorHAnsi" w:hAnsiTheme="majorHAnsi" w:cstheme="majorHAnsi"/>
+          <w:color w:val="000000"/>
+          <w:sz w:val="20"/>
+          <w:szCs w:val="20"/>
+          <w:u w:color="000000"/>
+        </w:rPr>
+      </w:pPr>
+      <w:r>
+        <w:rPr>
+          <w:rFonts w:asciiTheme="majorHAnsi" w:hAnsiTheme="majorHAnsi" w:cstheme="majorHAnsi"/>
+          <w:color w:val="000000"/>
+          <w:sz w:val="20"/>
+          <w:szCs w:val="20"/>
+          <w:u w:color="000000"/>
+        </w:rPr>
         <w:t>Review of Corporate Finance Studies (</w:t>
       </w:r>
       <w:r>
@@ -12599,7 +12634,6 @@
           <w:szCs w:val="20"/>
           <w:u w:color="000000"/>
         </w:rPr>
-        <w:lastRenderedPageBreak/>
         <w:t>SESSION CHAIR</w:t>
       </w:r>
     </w:p>
